--- a/public/fun/forms/이력서_인테리어시공·설계_4_요약형.docx
+++ b/public/fun/forms/이력서_인테리어시공·설계_4_요약형.docx
@@ -509,7 +509,7 @@
           <w:color w:val="224F37"/>
           <w:sz w:val="23"/>
         </w:rPr>
-        <w:t>면허 · 자격</w:t>
+        <w:t>학력 · 교육</w:t>
       </w:r>
     </w:p>
     <w:tbl>
@@ -527,9 +527,8 @@
       </w:tblPr>
       <w:tblGrid>
         <w:gridCol w:w="2115"/>
-        <w:gridCol w:w="2820"/>
-        <w:gridCol w:w="2820"/>
-        <w:gridCol w:w="2835"/>
+        <w:gridCol w:w="4230"/>
+        <w:gridCol w:w="4245"/>
       </w:tblGrid>
       <w:tr>
         <w:trPr>
@@ -553,13 +552,13 @@
                 <w:color w:val="FFFFFF"/>
                 <w:sz w:val="17"/>
               </w:rPr>
-              <w:t>취득일</w:t>
+              <w:t>기 간</w:t>
             </w:r>
           </w:p>
         </w:tc>
         <w:tc>
           <w:tcPr>
-            <w:tcW w:type="dxa" w:w="2820"/>
+            <w:tcW w:type="dxa" w:w="4230"/>
             <w:shd w:val="clear" w:color="auto" w:fill="224F37"/>
             <w:vAlign w:val="center"/>
           </w:tcPr>
@@ -574,13 +573,13 @@
                 <w:color w:val="FFFFFF"/>
                 <w:sz w:val="17"/>
               </w:rPr>
-              <w:t>면허 · 자격명</w:t>
+              <w:t>학교 / 기관</w:t>
             </w:r>
           </w:p>
         </w:tc>
         <w:tc>
           <w:tcPr>
-            <w:tcW w:type="dxa" w:w="2820"/>
+            <w:tcW w:type="dxa" w:w="4245"/>
             <w:shd w:val="clear" w:color="auto" w:fill="224F37"/>
             <w:vAlign w:val="center"/>
           </w:tcPr>
@@ -595,28 +594,88 @@
                 <w:color w:val="FFFFFF"/>
                 <w:sz w:val="17"/>
               </w:rPr>
-              <w:t>발급 기관</w:t>
+              <w:t>내 용</w:t>
+            </w:r>
+          </w:p>
+        </w:tc>
+      </w:tr>
+      <w:tr>
+        <w:trPr>
+          <w:trHeight w:val="450" w:hRule="atLeast"/>
+          <w:cantSplit/>
+        </w:trPr>
+        <w:tc>
+          <w:tcPr>
+            <w:tcW w:type="dxa" w:w="2115"/>
+            <w:tcBorders>
+              <w:top w:val="nil"/>
+              <w:left w:val="nil"/>
+              <w:bottom w:val="single" w:sz="4" w:space="0" w:color="C3D5CB"/>
+              <w:right w:val="nil"/>
+            </w:tcBorders>
+            <w:vAlign w:val="center"/>
+          </w:tcPr>
+          <w:p>
+            <w:pPr>
+              <w:spacing w:before="0" w:after="0"/>
+              <w:jc w:val="left"/>
+            </w:pPr>
+            <w:r>
+              <w:rPr>
+                <w:color w:val="A9B0B8"/>
+                <w:sz w:val="16"/>
+              </w:rPr>
+              <w:t>예) 2022.03 ~ 2024.02</w:t>
             </w:r>
           </w:p>
         </w:tc>
         <w:tc>
           <w:tcPr>
-            <w:tcW w:type="dxa" w:w="2835"/>
-            <w:shd w:val="clear" w:color="auto" w:fill="224F37"/>
+            <w:tcW w:type="dxa" w:w="4230"/>
+            <w:tcBorders>
+              <w:top w:val="nil"/>
+              <w:left w:val="nil"/>
+              <w:bottom w:val="single" w:sz="4" w:space="0" w:color="C3D5CB"/>
+              <w:right w:val="nil"/>
+            </w:tcBorders>
             <w:vAlign w:val="center"/>
           </w:tcPr>
           <w:p>
             <w:pPr>
               <w:spacing w:before="0" w:after="0"/>
-              <w:jc w:val="center"/>
+              <w:jc w:val="left"/>
             </w:pPr>
             <w:r>
               <w:rPr>
-                <w:b/>
-                <w:color w:val="FFFFFF"/>
-                <w:sz w:val="17"/>
+                <w:color w:val="A9B0B8"/>
+                <w:sz w:val="16"/>
               </w:rPr>
-              <w:t>번 호</w:t>
+              <w:t>○○대학교 (졸업)</w:t>
+            </w:r>
+          </w:p>
+        </w:tc>
+        <w:tc>
+          <w:tcPr>
+            <w:tcW w:type="dxa" w:w="4245"/>
+            <w:tcBorders>
+              <w:top w:val="nil"/>
+              <w:left w:val="nil"/>
+              <w:bottom w:val="single" w:sz="4" w:space="0" w:color="C3D5CB"/>
+              <w:right w:val="nil"/>
+            </w:tcBorders>
+            <w:vAlign w:val="center"/>
+          </w:tcPr>
+          <w:p>
+            <w:pPr>
+              <w:spacing w:before="0" w:after="0"/>
+              <w:jc w:val="left"/>
+            </w:pPr>
+            <w:r>
+              <w:rPr>
+                <w:color w:val="A9B0B8"/>
+                <w:sz w:val="16"/>
+              </w:rPr>
+              <w:t>배운 점 · 활동 내용</w:t>
             </w:r>
           </w:p>
         </w:tc>
@@ -641,7 +700,7 @@
         </w:tc>
         <w:tc>
           <w:tcPr>
-            <w:tcW w:type="dxa" w:w="2820"/>
+            <w:tcW w:type="dxa" w:w="4230"/>
             <w:tcBorders>
               <w:top w:val="nil"/>
               <w:left w:val="nil"/>
@@ -654,20 +713,7 @@
         </w:tc>
         <w:tc>
           <w:tcPr>
-            <w:tcW w:type="dxa" w:w="2820"/>
-            <w:tcBorders>
-              <w:top w:val="nil"/>
-              <w:left w:val="nil"/>
-              <w:bottom w:val="single" w:sz="4" w:space="0" w:color="C3D5CB"/>
-              <w:right w:val="nil"/>
-            </w:tcBorders>
-            <w:vAlign w:val="center"/>
-          </w:tcPr>
-          <w:p/>
-        </w:tc>
-        <w:tc>
-          <w:tcPr>
-            <w:tcW w:type="dxa" w:w="2835"/>
+            <w:tcW w:type="dxa" w:w="4245"/>
             <w:tcBorders>
               <w:top w:val="nil"/>
               <w:left w:val="nil"/>
@@ -699,7 +745,7 @@
         </w:tc>
         <w:tc>
           <w:tcPr>
-            <w:tcW w:type="dxa" w:w="2820"/>
+            <w:tcW w:type="dxa" w:w="4230"/>
             <w:tcBorders>
               <w:top w:val="nil"/>
               <w:left w:val="nil"/>
@@ -712,78 +758,7 @@
         </w:tc>
         <w:tc>
           <w:tcPr>
-            <w:tcW w:type="dxa" w:w="2820"/>
-            <w:tcBorders>
-              <w:top w:val="nil"/>
-              <w:left w:val="nil"/>
-              <w:bottom w:val="single" w:sz="4" w:space="0" w:color="C3D5CB"/>
-              <w:right w:val="nil"/>
-            </w:tcBorders>
-            <w:vAlign w:val="center"/>
-          </w:tcPr>
-          <w:p/>
-        </w:tc>
-        <w:tc>
-          <w:tcPr>
-            <w:tcW w:type="dxa" w:w="2835"/>
-            <w:tcBorders>
-              <w:top w:val="nil"/>
-              <w:left w:val="nil"/>
-              <w:bottom w:val="single" w:sz="4" w:space="0" w:color="C3D5CB"/>
-              <w:right w:val="nil"/>
-            </w:tcBorders>
-            <w:vAlign w:val="center"/>
-          </w:tcPr>
-          <w:p/>
-        </w:tc>
-      </w:tr>
-      <w:tr>
-        <w:trPr>
-          <w:trHeight w:val="450" w:hRule="atLeast"/>
-          <w:cantSplit/>
-        </w:trPr>
-        <w:tc>
-          <w:tcPr>
-            <w:tcW w:type="dxa" w:w="2115"/>
-            <w:tcBorders>
-              <w:top w:val="nil"/>
-              <w:left w:val="nil"/>
-              <w:bottom w:val="single" w:sz="4" w:space="0" w:color="C3D5CB"/>
-              <w:right w:val="nil"/>
-            </w:tcBorders>
-            <w:vAlign w:val="center"/>
-          </w:tcPr>
-          <w:p/>
-        </w:tc>
-        <w:tc>
-          <w:tcPr>
-            <w:tcW w:type="dxa" w:w="2820"/>
-            <w:tcBorders>
-              <w:top w:val="nil"/>
-              <w:left w:val="nil"/>
-              <w:bottom w:val="single" w:sz="4" w:space="0" w:color="C3D5CB"/>
-              <w:right w:val="nil"/>
-            </w:tcBorders>
-            <w:vAlign w:val="center"/>
-          </w:tcPr>
-          <w:p/>
-        </w:tc>
-        <w:tc>
-          <w:tcPr>
-            <w:tcW w:type="dxa" w:w="2820"/>
-            <w:tcBorders>
-              <w:top w:val="nil"/>
-              <w:left w:val="nil"/>
-              <w:bottom w:val="single" w:sz="4" w:space="0" w:color="C3D5CB"/>
-              <w:right w:val="nil"/>
-            </w:tcBorders>
-            <w:vAlign w:val="center"/>
-          </w:tcPr>
-          <w:p/>
-        </w:tc>
-        <w:tc>
-          <w:tcPr>
-            <w:tcW w:type="dxa" w:w="2835"/>
+            <w:tcW w:type="dxa" w:w="4245"/>
             <w:tcBorders>
               <w:top w:val="nil"/>
               <w:left w:val="nil"/>
@@ -962,7 +937,19 @@
             </w:tcBorders>
             <w:vAlign w:val="center"/>
           </w:tcPr>
-          <w:p/>
+          <w:p>
+            <w:pPr>
+              <w:spacing w:before="0" w:after="0"/>
+              <w:jc w:val="left"/>
+            </w:pPr>
+            <w:r>
+              <w:rPr>
+                <w:color w:val="A9B0B8"/>
+                <w:sz w:val="16"/>
+              </w:rPr>
+              <w:t>예) 2022.03 ~ 2024.02</w:t>
+            </w:r>
+          </w:p>
         </w:tc>
         <w:tc>
           <w:tcPr>
@@ -1586,7 +1573,7 @@
           <w:color w:val="224F37"/>
           <w:sz w:val="23"/>
         </w:rPr>
-        <w:t>학력 · 교육</w:t>
+        <w:t>면허 · 자격</w:t>
       </w:r>
     </w:p>
     <w:tbl>
@@ -1604,8 +1591,9 @@
       </w:tblPr>
       <w:tblGrid>
         <w:gridCol w:w="2115"/>
-        <w:gridCol w:w="4230"/>
-        <w:gridCol w:w="4245"/>
+        <w:gridCol w:w="2820"/>
+        <w:gridCol w:w="2820"/>
+        <w:gridCol w:w="2835"/>
       </w:tblGrid>
       <w:tr>
         <w:trPr>
@@ -1629,13 +1617,13 @@
                 <w:color w:val="FFFFFF"/>
                 <w:sz w:val="17"/>
               </w:rPr>
-              <w:t>기 간</w:t>
+              <w:t>취득일</w:t>
             </w:r>
           </w:p>
         </w:tc>
         <w:tc>
           <w:tcPr>
-            <w:tcW w:type="dxa" w:w="4230"/>
+            <w:tcW w:type="dxa" w:w="2820"/>
             <w:shd w:val="clear" w:color="auto" w:fill="224F37"/>
             <w:vAlign w:val="center"/>
           </w:tcPr>
@@ -1650,13 +1638,13 @@
                 <w:color w:val="FFFFFF"/>
                 <w:sz w:val="17"/>
               </w:rPr>
-              <w:t>학교 / 기관</w:t>
+              <w:t>면허 · 자격명</w:t>
             </w:r>
           </w:p>
         </w:tc>
         <w:tc>
           <w:tcPr>
-            <w:tcW w:type="dxa" w:w="4245"/>
+            <w:tcW w:type="dxa" w:w="2820"/>
             <w:shd w:val="clear" w:color="auto" w:fill="224F37"/>
             <w:vAlign w:val="center"/>
           </w:tcPr>
@@ -1671,7 +1659,28 @@
                 <w:color w:val="FFFFFF"/>
                 <w:sz w:val="17"/>
               </w:rPr>
-              <w:t>내 용</w:t>
+              <w:t>발급 기관</w:t>
+            </w:r>
+          </w:p>
+        </w:tc>
+        <w:tc>
+          <w:tcPr>
+            <w:tcW w:type="dxa" w:w="2835"/>
+            <w:shd w:val="clear" w:color="auto" w:fill="224F37"/>
+            <w:vAlign w:val="center"/>
+          </w:tcPr>
+          <w:p>
+            <w:pPr>
+              <w:spacing w:before="0" w:after="0"/>
+              <w:jc w:val="center"/>
+            </w:pPr>
+            <w:r>
+              <w:rPr>
+                <w:b/>
+                <w:color w:val="FFFFFF"/>
+                <w:sz w:val="17"/>
+              </w:rPr>
+              <w:t>번 호</w:t>
             </w:r>
           </w:p>
         </w:tc>
@@ -1692,11 +1701,23 @@
             </w:tcBorders>
             <w:vAlign w:val="center"/>
           </w:tcPr>
-          <w:p/>
+          <w:p>
+            <w:pPr>
+              <w:spacing w:before="0" w:after="0"/>
+              <w:jc w:val="left"/>
+            </w:pPr>
+            <w:r>
+              <w:rPr>
+                <w:color w:val="A9B0B8"/>
+                <w:sz w:val="16"/>
+              </w:rPr>
+              <w:t>예) 2023.05.</w:t>
+            </w:r>
+          </w:p>
         </w:tc>
         <w:tc>
           <w:tcPr>
-            <w:tcW w:type="dxa" w:w="4230"/>
+            <w:tcW w:type="dxa" w:w="2820"/>
             <w:tcBorders>
               <w:top w:val="nil"/>
               <w:left w:val="nil"/>
@@ -1705,11 +1726,48 @@
             </w:tcBorders>
             <w:vAlign w:val="center"/>
           </w:tcPr>
-          <w:p/>
+          <w:p>
+            <w:pPr>
+              <w:spacing w:before="0" w:after="0"/>
+              <w:jc w:val="left"/>
+            </w:pPr>
+            <w:r>
+              <w:rPr>
+                <w:color w:val="A9B0B8"/>
+                <w:sz w:val="16"/>
+              </w:rPr>
+              <w:t>○○ 자격</w:t>
+            </w:r>
+          </w:p>
         </w:tc>
         <w:tc>
           <w:tcPr>
-            <w:tcW w:type="dxa" w:w="4245"/>
+            <w:tcW w:type="dxa" w:w="2820"/>
+            <w:tcBorders>
+              <w:top w:val="nil"/>
+              <w:left w:val="nil"/>
+              <w:bottom w:val="single" w:sz="4" w:space="0" w:color="C3D5CB"/>
+              <w:right w:val="nil"/>
+            </w:tcBorders>
+            <w:vAlign w:val="center"/>
+          </w:tcPr>
+          <w:p>
+            <w:pPr>
+              <w:spacing w:before="0" w:after="0"/>
+              <w:jc w:val="left"/>
+            </w:pPr>
+            <w:r>
+              <w:rPr>
+                <w:color w:val="A9B0B8"/>
+                <w:sz w:val="16"/>
+              </w:rPr>
+              <w:t>○○공단</w:t>
+            </w:r>
+          </w:p>
+        </w:tc>
+        <w:tc>
+          <w:tcPr>
+            <w:tcW w:type="dxa" w:w="2835"/>
             <w:tcBorders>
               <w:top w:val="nil"/>
               <w:left w:val="nil"/>
@@ -1741,7 +1799,7 @@
         </w:tc>
         <w:tc>
           <w:tcPr>
-            <w:tcW w:type="dxa" w:w="4230"/>
+            <w:tcW w:type="dxa" w:w="2820"/>
             <w:tcBorders>
               <w:top w:val="nil"/>
               <w:left w:val="nil"/>
@@ -1754,7 +1812,20 @@
         </w:tc>
         <w:tc>
           <w:tcPr>
-            <w:tcW w:type="dxa" w:w="4245"/>
+            <w:tcW w:type="dxa" w:w="2820"/>
+            <w:tcBorders>
+              <w:top w:val="nil"/>
+              <w:left w:val="nil"/>
+              <w:bottom w:val="single" w:sz="4" w:space="0" w:color="C3D5CB"/>
+              <w:right w:val="nil"/>
+            </w:tcBorders>
+            <w:vAlign w:val="center"/>
+          </w:tcPr>
+          <w:p/>
+        </w:tc>
+        <w:tc>
+          <w:tcPr>
+            <w:tcW w:type="dxa" w:w="2835"/>
             <w:tcBorders>
               <w:top w:val="nil"/>
               <w:left w:val="nil"/>
@@ -1786,7 +1857,7 @@
         </w:tc>
         <w:tc>
           <w:tcPr>
-            <w:tcW w:type="dxa" w:w="4230"/>
+            <w:tcW w:type="dxa" w:w="2820"/>
             <w:tcBorders>
               <w:top w:val="nil"/>
               <w:left w:val="nil"/>
@@ -1799,7 +1870,20 @@
         </w:tc>
         <w:tc>
           <w:tcPr>
-            <w:tcW w:type="dxa" w:w="4245"/>
+            <w:tcW w:type="dxa" w:w="2820"/>
+            <w:tcBorders>
+              <w:top w:val="nil"/>
+              <w:left w:val="nil"/>
+              <w:bottom w:val="single" w:sz="4" w:space="0" w:color="C3D5CB"/>
+              <w:right w:val="nil"/>
+            </w:tcBorders>
+            <w:vAlign w:val="center"/>
+          </w:tcPr>
+          <w:p/>
+        </w:tc>
+        <w:tc>
+          <w:tcPr>
+            <w:tcW w:type="dxa" w:w="2835"/>
             <w:tcBorders>
               <w:top w:val="nil"/>
               <w:left w:val="nil"/>

--- a/public/fun/forms/이력서_인테리어시공·설계_4_요약형.docx
+++ b/public/fun/forms/이력서_인테리어시공·설계_4_요약형.docx
@@ -625,7 +625,7 @@
                 <w:color w:val="A9B0B8"/>
                 <w:sz w:val="16"/>
               </w:rPr>
-              <w:t>예) 2022.03 ~ 2024.02</w:t>
+              <w:t>예) ○○○○.○○ ~ ○○○○.○○</w:t>
             </w:r>
           </w:p>
         </w:tc>
@@ -650,7 +650,7 @@
                 <w:color w:val="A9B0B8"/>
                 <w:sz w:val="16"/>
               </w:rPr>
-              <w:t>○○대학교 (졸업)</w:t>
+              <w:t>학교명 입력 (졸업)</w:t>
             </w:r>
           </w:p>
         </w:tc>
@@ -947,7 +947,7 @@
                 <w:color w:val="A9B0B8"/>
                 <w:sz w:val="16"/>
               </w:rPr>
-              <w:t>예) 2022.03 ~ 2024.02</w:t>
+              <w:t>예) ○○○○.○○ ~ ○○○○.○○</w:t>
             </w:r>
           </w:p>
         </w:tc>
@@ -1711,7 +1711,7 @@
                 <w:color w:val="A9B0B8"/>
                 <w:sz w:val="16"/>
               </w:rPr>
-              <w:t>예) 2023.05.</w:t>
+              <w:t>예) ○○○○.○○.</w:t>
             </w:r>
           </w:p>
         </w:tc>
@@ -2159,7 +2159,7 @@
                 <w:color w:val="40825F"/>
                 <w:sz w:val="19"/>
               </w:rPr>
-              <w:t>2021~현재 · ○○인테리어 · 상가 리모델링 28건 · 평균 공기 준수율 96%, 하자 접수 −35%</w:t>
+              <w:t>기간 입력 · ○○인테리어 · 상가 리모델링 28건 · 평균 공기 준수율 96%, 하자 접수 −35%</w:t>
             </w:r>
           </w:p>
         </w:tc>
